--- a/Boyang_Hu_20721145_AERO1005_Coursework2.docx
+++ b/Boyang_Hu_20721145_AERO1005_Coursework2.docx
@@ -457,8 +457,6 @@
           </wp:inline>
         </w:drawing>
       </w:r>
-      <w:bookmarkStart w:id="0" w:name="_GoBack"/>
-      <w:bookmarkEnd w:id="0"/>
     </w:p>
     <w:p>
       <w:pPr>
@@ -520,6 +518,12 @@
             <w:insideH w:val="single" w:color="auto" w:sz="4" w:space="0"/>
             <w:insideV w:val="single" w:color="auto" w:sz="4" w:space="0"/>
           </w:tblBorders>
+          <w:tblCellMar>
+            <w:top w:w="0" w:type="dxa"/>
+            <w:left w:w="108" w:type="dxa"/>
+            <w:bottom w:w="0" w:type="dxa"/>
+            <w:right w:w="108" w:type="dxa"/>
+          </w:tblCellMar>
         </w:tblPrEx>
         <w:trPr>
           <w:jc w:val="center"/>
@@ -1593,31 +1597,35 @@
           <w:lang w:val="en-US" w:eastAsia="zh-CN"/>
         </w:rPr>
       </w:pPr>
-      <w:r>
-        <w:rPr>
-          <w:rFonts w:hint="eastAsia"/>
-        </w:rPr>
-        <w:t>AI tools were used only in a limited supporting role during the preparation of this coursework</w:t>
+      <w:bookmarkStart w:id="0" w:name="_GoBack"/>
+      <w:bookmarkEnd w:id="0"/>
+      <w:r>
+        <w:rPr>
+          <w:rFonts w:hint="default" w:eastAsia="宋体"/>
+          <w:lang w:val="en-US" w:eastAsia="zh-CN"/>
+        </w:rPr>
+        <w:t>The submitted MATLAB code was tested, checked and fin</w:t>
       </w:r>
       <w:r>
         <w:rPr>
           <w:rFonts w:hint="eastAsia" w:eastAsia="宋体"/>
           <w:lang w:val="en-US" w:eastAsia="zh-CN"/>
         </w:rPr>
-        <w:t>, such as how to create a Git-hub account and how to push the files into the repository.</w:t>
-      </w:r>
-      <w:r>
-        <w:rPr>
-          <w:rFonts w:hint="eastAsia"/>
-        </w:rPr>
-        <w:t xml:space="preserve"> Their use was restricted to minor assistance with wording, formatting and general clarification of workflow. All MATLAB code, hardware implementation, testing, debugging decisions and final submission content were checked and completed </w:t>
+        <w:t>ished by my own</w:t>
+      </w:r>
+      <w:r>
+        <w:rPr>
+          <w:rFonts w:hint="default" w:eastAsia="宋体"/>
+          <w:lang w:val="en-US" w:eastAsia="zh-CN"/>
+        </w:rPr>
+        <w:t xml:space="preserve">. The Arduino circuit construction, data acquisition, generated output files, figures and final technical decisions were completed and verified by </w:t>
       </w:r>
       <w:r>
         <w:rPr>
           <w:rFonts w:hint="eastAsia" w:eastAsia="宋体"/>
           <w:lang w:val="en-US" w:eastAsia="zh-CN"/>
         </w:rPr>
-        <w:t>manually without AI.</w:t>
+        <w:t>my own.</w:t>
       </w:r>
     </w:p>
     <w:sectPr>
@@ -2215,7 +2223,7 @@
     <w:lsdException w:qFormat="1" w:unhideWhenUsed="0" w:uiPriority="10" w:semiHidden="0" w:name="Title"/>
     <w:lsdException w:uiPriority="99" w:name="Closing"/>
     <w:lsdException w:uiPriority="99" w:name="Signature"/>
-    <w:lsdException w:uiPriority="1" w:name="Default Paragraph Font"/>
+    <w:lsdException w:qFormat="1" w:uiPriority="1" w:name="Default Paragraph Font"/>
     <w:lsdException w:uiPriority="99" w:name="Body Text"/>
     <w:lsdException w:uiPriority="99" w:name="Body Text Indent"/>
     <w:lsdException w:uiPriority="99" w:name="List Continue"/>
@@ -2466,6 +2474,7 @@
     <w:name w:val="Default Paragraph Font"/>
     <w:semiHidden/>
     <w:unhideWhenUsed/>
+    <w:qFormat/>
     <w:uiPriority w:val="1"/>
   </w:style>
   <w:style w:type="table" w:default="1" w:styleId="11">
@@ -2735,6 +2744,7 @@
     <w:basedOn w:val="1"/>
     <w:next w:val="1"/>
     <w:unhideWhenUsed/>
+    <w:qFormat/>
     <w:uiPriority w:val="37"/>
   </w:style>
   <w:style w:type="character" w:customStyle="1" w:styleId="24">
